--- a/U1/TI.1.1/TI.1.1. PAO202651_SOAP_JAVA_SINBDD_NRC36884_GR09/05. DOCUMENTACION/02. MANUAL TECNICO/MANUAL_SOAP_JAVA_SINBDD_GR09.docx
+++ b/U1/TI.1.1/TI.1.1. PAO202651_SOAP_JAVA_SINBDD_NRC36884_GR09/05. DOCUMENTACION/02. MANUAL TECNICO/MANUAL_SOAP_JAVA_SINBDD_GR09.docx
@@ -1297,7 +1297,7 @@
                 <w:b w:val="0"/>
                 <w:sz w:val="18"/>
               </w:rPr>
-              <w:t>MILIMETRO, CENTIMETRO, METRO, KILOMETRO, YARDA</w:t>
+              <w:t>MILIMETROS, CENTIMETROS, METROS, KILOMETROS, PIES, YARDAS, MILLAS</w:t>
             </w:r>
           </w:p>
         </w:tc>
@@ -1339,7 +1339,7 @@
                 <w:b w:val="0"/>
                 <w:sz w:val="18"/>
               </w:rPr>
-              <w:t>MILIGRAMO, GRAMO, KILOGRAMO, TONELADA, ONZA</w:t>
+              <w:t>MILIGRAMOS, GRAMOS, KILOGRAMOS, TONELADAS, ONZAS, LIBRAS, QUINTALES</w:t>
             </w:r>
           </w:p>
         </w:tc>
@@ -1381,7 +1381,7 @@
                 <w:b w:val="0"/>
                 <w:sz w:val="18"/>
               </w:rPr>
-              <w:t>CELSIUS, FAHRENHEIT, KELVIN, RANKINE</w:t>
+              <w:t>CELSIUS, FAHRENHEIT, KELVIN, RANKINE, NEWTON, REAUMUR</w:t>
             </w:r>
           </w:p>
         </w:tc>
